--- a/tests/fixtures/drive_eval/files_v2/hotel_booking_ru.docx
+++ b/tests/fixtures/drive_eval/files_v2/hotel_booking_ru.docx
@@ -12,12 +12,12 @@
     </w:p>
     <w:p>
       <w:r>
-        <w:t>Отель «Пример», Рим, Италия</w:t>
+        <w:t>Отель «Albergo Immaginario», Рим, Италия</w:t>
       </w:r>
     </w:p>
     <w:p>
       <w:r>
-        <w:t>Гость: Алекс Пример</w:t>
+        <w:t>Гость: Алекс Доу</w:t>
       </w:r>
     </w:p>
     <w:p>
